--- a/docs/Sorting_Apocalypse_Prototype_Findings_v0.14.docx
+++ b/docs/Sorting_Apocalypse_Prototype_Findings_v0.14.docx
@@ -37,7 +37,7 @@
         <w:widowControl/>
       </w:pPr>
       <w:r>
-        <w:t>Version 0.14 | 14 October 2026 | Review edition</w:t>
+        <w:t>Version 0.14 | 14 October 2026 | Approved current master</w:t>
       </w:r>
     </w:p>
     <w:p>
@@ -309,7 +309,7 @@
         <w:widowControl/>
       </w:pPr>
       <w:r>
-        <w:t>The first asset-led shell remains rejected and C1A parked/unpromoted. Current companions are GDD v0.14 and VDD v0.11, local review editions awaiting documentation review. This task reconciles published decisions without reopening acceptance, running new game tests or selecting the next milestone.</w:t>
+        <w:t>The first asset-led shell remains rejected and C1A parked/unpromoted. Current companions are the approved GDD v0.14 and VDD v0.11 masters, promoted with Findings v0.14 without version increments. This task reconciles published decisions without reopening acceptance, running new game tests or selecting the next milestone.</w:t>
       </w:r>
     </w:p>
     <w:tbl>
@@ -6337,7 +6337,7 @@
         <w:widowControl/>
       </w:pPr>
       <w:r>
-        <w:t>GDD v0.10 retains the zoning rules promoted in the earlier storage gate. The representative catalogue evidence supports preserving that policy; service-space, greybox and continuing-wing updates do not reopen storage mechanics.</w:t>
+        <w:t>The current GDD v0.14 retains the zoning rules promoted in the earlier storage gate. The representative catalogue evidence supports preserving that policy; service-space, greybox and continuing-wing updates do not reopen storage mechanics.</w:t>
       </w:r>
     </w:p>
     <w:p>
@@ -18078,7 +18078,7 @@
                 <w:color w:val="25323A"/>
                 <w:sz w:val="18"/>
               </w:rPr>
-              <w:t>Receiving Stage C1</w:t>
+              <w:t>Receiving C1 — environment/art</w:t>
             </w:r>
           </w:p>
         </w:tc>
@@ -18101,7 +18101,7 @@
                 <w:color w:val="25323A"/>
                 <w:sz w:val="18"/>
               </w:rPr>
-              <w:t>CLOSED / HUMAN-PROMOTED on 11 October as the bounded production environment/art milestone, including published A30WS. Minor art adjustments do not automatically reopen C1. [§33]</w:t>
+              <w:t>CLOSED / HUMAN-PROMOTED on 11 October as the bounded environment/art milestone. A30WS remains a historically accepted C1 baseline; its practical/global numerical lighting settings were later superseded for current production by separately human-promoted intentional Receiving lighting. The essential reflection probe remains retained. Minor art adjustments do not automatically reopen C1. [§§33–34]</w:t>
             </w:r>
           </w:p>
         </w:tc>
@@ -18637,7 +18637,7 @@
         <w:widowControl/>
       </w:pPr>
       <w:r>
-        <w:t>The v0.13 documentation-review state and QA below belong to 11 October: docs/testing/receiving-c1-human-promotion-documentation-closeout-2026-10-11.md. Section 34 and the current reconciliation note record the new v0.14 review edition; prior masters, mirrors and dated evidence remain unchanged.</w:t>
+        <w:t>The v0.13 documentation-review state and QA below belong to 11 October: docs/testing/receiving-c1-human-promotion-documentation-closeout-2026-10-11.md. Section 34 and the current reconciliation note record the approved current v0.14 edition; prior masters, mirrors and dated evidence remain unchanged.</w:t>
       </w:r>
     </w:p>
     <w:p>
@@ -18893,7 +18893,7 @@
         <w:widowControl/>
       </w:pPr>
       <w:r>
-        <w:t>Real day scheduling, Expedition generation/teams, Dispatch/scavenger monitoring, medical/recruitment/population consequences, durable persistence/journal recovery and actual timed survival play remain later Systems MVP work. Current docs select no next implementation. GDD v0.14, VDD v0.11 and Findings v0.14 await human documentation review; Stage C/C1/lighting acceptance stays closed. docs/testing/post-stage-c-three-master-reconciliation-2026-10-14.md records source reconciliation, ZIP/XML/media/mirror/layout QA and the documentation-only Git scope. No engine regression, new screenshots, assets, scene changes, push or merge is performed by this documentation task.</w:t>
+        <w:t>Real day scheduling, Expedition generation/teams, Dispatch/scavenger monitoring, medical/recruitment/population consequences, durable persistence/journal recovery and actual timed survival play remain later Systems MVP work. Current docs select no next implementation. GDD v0.14, VDD v0.11 and Findings v0.14 are approved current masters; Stage C/C1/lighting acceptance stays closed. docs/testing/post-stage-c-three-master-reconciliation-2026-10-14.md records source reconciliation, ZIP/XML/media/mirror/layout QA and the documentation-only Git scope. Document correction and publication add no engine regression, screenshots, assets or scene changes.</w:t>
       </w:r>
     </w:p>
     <w:sectPr>
